--- a/REPORT.docx
+++ b/REPORT.docx
@@ -2652,7 +2652,7 @@
           <w:sz w:val="21"/>
           <w:szCs w:val="21"/>
         </w:rPr>
-        <w:t xml:space="preserve">The system implements several additional workflows demonstrating real-world healthcare administration requirements. Room allocation is fully automatic: each doctor is assigned one room per day via the doctor_room_assignments table. Patients no longer select a room when booking — the system resolves it from the doctor's daily allocation. Six seeded rooms (consultation, procedure, equipment, lab) are protected by database-level conflict prevention via partial UNIQUE indexes on appointment_slots. Timing-safe authentication prevents account enumeration attacks by burning a bcrypt hash even when no matching user is found, making response times indistinguishable between valid-but-wrong-password and non-existent-account attempts. Partial payment support allows multiple payments against a single invoice, with settlement detection via Invoice::is_settled_by().</w:t>
+        <w:t xml:space="preserve">The system implements several additional workflows demonstrating real-world healthcare administration requirements. Room allocation is fully automatic: each doctor is assigned one room per day via the doctor_room_assignments table. Patients no longer select a room when booking — the system resolves it from the doctor's daily allocation. Six seeded rooms (consultation, procedure, equipment, lab) are protected by database-level conflict prevention via partial UNIQUE indexes on appointment_slots. Timing-safe authentication prevents account enumeration attacks by burning a bcrypt hash even when no matching user is found, making response times indistinguishable between valid-but-wrong-password and non-existent-account attempts. Appointment rescheduling allows staff to move a scheduled appointment to a new date/time atomically — the old occupancy slots are freed and new ones claimed inside a single transaction, reusing the same booking and conflict-detection machinery. Partial payment support allows multiple payments against a single invoice, with settlement detection via Invoice::is_settled_by().</w:t>
       </w:r>
     </w:p>
     <w:p>
@@ -3663,7 +3663,7 @@
           <w:sz w:val="21"/>
           <w:szCs w:val="21"/>
         </w:rPr>
-        <w:t xml:space="preserve">Under Medical Records, doctors can create diagnosis and treatment entries, and the PDF Report button generates a paginated, word-wrapped A4 medical report entirely in Rust — verified by checking the %PDF magic number in the response stream. The audit trail (admin-only) logs all security-relevant and business events with timestamps and user attribution. The frontend is fully responsive, built with Bulma CSS and Tera server-side rendering across 29 templates with template inheritance. The navigation bar collapses to a hamburger menu on mobile, and all tables support horizontal scrolling on narrow screens. Role-based access control is enforced at both the route level (via require_role() guards) and the template level (conditionally showing/hiding navigation links based on the authenticated user’s role).</w:t>
+        <w:t xml:space="preserve">Under Medical Records, doctors can create diagnosis and treatment entries, and the PDF Report button generates a paginated, word-wrapped A4 medical report entirely in Rust — verified by checking the %PDF magic number in the response stream. The audit trail (admin-only) logs all security-relevant and business events with timestamps and user attribution. The frontend is fully responsive, built with Bulma CSS and Tera server-side rendering across 30 templates with template inheritance. The navigation bar collapses to a hamburger menu on mobile, and all tables support horizontal scrolling on narrow screens. Role-based access control is enforced at both the route level (via require_role() guards) and the template level (conditionally showing/hiding navigation links based on the authenticated user’s role).</w:t>
       </w:r>
     </w:p>
     <w:p>
@@ -3695,7 +3695,7 @@
           <w:sz w:val="21"/>
           <w:szCs w:val="21"/>
         </w:rPr>
-        <w:t xml:space="preserve">The project includes a comprehensive integration test suite of 129 tests across 8 test files, all passing with zero failures. All tests use in-memory SQLite databases (sqlite::memory:) with full migration runs, providing isolated, zero-config test environments. Two shared macros — with_test_app! and register_and_login! / seed_and_login! — eliminate boilerplate by building a complete Actix application with all routes, session middleware, and stub Tera templates in a single macro invocation, while avoiding actix-http version conflicts through automatic type inference.</w:t>
+        <w:t xml:space="preserve">The project includes a comprehensive integration test suite of 135 tests across 8 test files, all passing with zero failures. All tests use in-memory SQLite databases (sqlite::memory:) with full migration runs, providing isolated, zero-config test environments. Two shared macros — with_test_app! and register_and_login! / seed_and_login! — eliminate boilerplate by building a complete Actix application with all routes, session middleware, and stub Tera templates in a single macro invocation, while avoiding actix-http version conflicts through automatic type inference.</w:t>
       </w:r>
     </w:p>
     <w:tbl>

--- a/REPORT.docx
+++ b/REPORT.docx
@@ -3695,7 +3695,7 @@
           <w:sz w:val="21"/>
           <w:szCs w:val="21"/>
         </w:rPr>
-        <w:t xml:space="preserve">The project includes a comprehensive integration test suite of 135 tests across 8 test files, all passing with zero failures. All tests use in-memory SQLite databases (sqlite::memory:) with full migration runs, providing isolated, zero-config test environments. Two shared macros — with_test_app! and register_and_login! / seed_and_login! — eliminate boilerplate by building a complete Actix application with all routes, session middleware, and stub Tera templates in a single macro invocation, while avoiding actix-http version conflicts through automatic type inference.</w:t>
+        <w:t xml:space="preserve">The project includes a comprehensive integration test suite of 133 tests across 8 test files, all passing with zero failures. All tests use in-memory SQLite databases (sqlite::memory:) with full migration runs, providing isolated, zero-config test environments. Two shared macros — with_test_app! and register_and_login! / seed_and_login! — eliminate boilerplate by building a complete Actix application with all routes, session middleware, and stub Tera templates in a single macro invocation, while avoiding actix-http version conflicts through automatic type inference.</w:t>
       </w:r>
     </w:p>
     <w:tbl>

--- a/REPORT.docx
+++ b/REPORT.docx
@@ -2652,7 +2652,7 @@
           <w:sz w:val="21"/>
           <w:szCs w:val="21"/>
         </w:rPr>
-        <w:t xml:space="preserve">The system implements several additional workflows demonstrating real-world healthcare administration requirements. Room allocation is fully automatic: each doctor is assigned one room per day via the doctor_room_assignments table. Patients no longer select a room when booking — the system resolves it from the doctor's daily allocation. Six seeded rooms (consultation, procedure, equipment, lab) are protected by database-level conflict prevention via partial UNIQUE indexes on appointment_slots. Timing-safe authentication prevents account enumeration attacks by burning a bcrypt hash even when no matching user is found, making response times indistinguishable between valid-but-wrong-password and non-existent-account attempts. Appointment rescheduling allows staff to move a scheduled appointment to a new date/time atomically — the old occupancy slots are freed and new ones claimed inside a single transaction, reusing the same booking and conflict-detection machinery. Partial payment support allows multiple payments against a single invoice, with settlement detection via Invoice::is_settled_by().</w:t>
+        <w:t xml:space="preserve">The system implements several additional workflows demonstrating real-world healthcare administration requirements. Room allocation is fully automatic: each doctor is assigned one room per day via the doctor_room_assignments table. Patients no longer select a room when booking — the system resolves it from the doctor's daily allocation. Six seeded rooms (consultation, procedure, equipment, lab) are protected by database-level conflict prevention via partial UNIQUE indexes on appointment_slots. Timing-safe authentication prevents account enumeration attacks by burning a bcrypt hash even when no matching user is found, making response times indistinguishable between valid-but-wrong-password and non-existent-account attempts. Several UX enhancements streamline clinical workflows: patient search dropdowns replace manual ID entry on medical record and invoice creation forms; the appointment detail page includes a direct "Create Medical Record" link; and the waitlist displays real patient and doctor names via JOIN queries instead of raw IDs. Appointment rescheduling allows staff to move a scheduled appointment to a new date/time atomically — the old occupancy slots are freed and new ones claimed inside a single transaction, reusing the same booking and conflict-detection machinery. Partial payment support allows multiple payments against a single invoice, with settlement detection via Invoice::is_settled_by().</w:t>
       </w:r>
     </w:p>
     <w:p>
